--- a/docs/english-animated/build/b22-unit03/EnglishAnimated_B22_Unit03.docx
+++ b/docs/english-animated/build/b22-unit03/EnglishAnimated_B22_Unit03.docx
@@ -388,13 +388,13 @@
         <w:t xml:space="preserve"> </w:t>
       </w:r>
       <w:r>
-        <w:t xml:space="preserve">the stacking yard beyond the window · a crane remote-operation console ·</w:t>
-      </w:r>
-      <w:r>
-        <w:t xml:space="preserve"> </w:t>
-      </w:r>
-      <w:r>
-        <w:t xml:space="preserve">the berth 4 drawing · a ruler used as a pointer · a diagram with one word circled ·</w:t>
+        <w:t xml:space="preserve">the gate beyond the window · the night shift roster ·</w:t>
+      </w:r>
+      <w:r>
+        <w:t xml:space="preserve"> </w:t>
+      </w:r>
+      <w:r>
+        <w:t xml:space="preserve">the gate 4 drawing · a ruler used as a pointer · a diagram with one word circled ·</w:t>
       </w:r>
       <w:r>
         <w:t xml:space="preserve"> </w:t>
@@ -525,7 +525,7 @@
           <wp:inline>
             <wp:extent cx="5334000" cy="2733675"/>
             <wp:effectExtent b="0" l="0" r="0" t="0"/>
-            <wp:docPr descr="A cutaway of a logistics system in four layers, from what moves through it and what limits it to how well it holds together and how it is shaped and supplied." title="" id="29" name="Picture"/>
+            <wp:docPr descr="A cutaway of a system in four layers, from how much there is and where it stops to how it is kept up and how it is shaped." title="" id="29" name="Picture"/>
             <a:graphic>
               <a:graphicData uri="http://schemas.openxmlformats.org/drawingml/2006/picture">
                 <pic:pic>
@@ -575,7 +575,7 @@
           <w:iCs/>
           <w:i/>
         </w:rPr>
-        <w:t xml:space="preserve">One system, in section — Twelve words, and the layer each one lives on. Only two layers appear in a tender.</w:t>
+        <w:t xml:space="preserve">One system, in section — Twelve words, and the layer each one lives on. Only two layers reach a tender.</w:t>
       </w:r>
     </w:p>
     <w:bookmarkStart w:id="31" w:name="X41265df6b6fdc2fbb2af2cd1dbe39ba1373a59c"/>
@@ -604,7 +604,7 @@
           <w:bCs/>
           <w:b/>
         </w:rPr>
-        <w:t xml:space="preserve">throughput</w:t>
+        <w:t xml:space="preserve">delay</w:t>
       </w:r>
       <w:r>
         <w:t xml:space="preserve"> </w:t>
@@ -668,7 +668,7 @@
           <w:bCs/>
           <w:b/>
         </w:rPr>
-        <w:t xml:space="preserve">interoperability</w:t>
+        <w:t xml:space="preserve">demand</w:t>
       </w:r>
       <w:r>
         <w:t xml:space="preserve"> </w:t>
@@ -684,7 +684,7 @@
           <w:bCs/>
           <w:b/>
         </w:rPr>
-        <w:t xml:space="preserve">latency</w:t>
+        <w:t xml:space="preserve">backlog</w:t>
       </w:r>
       <w:r>
         <w:t xml:space="preserve"> </w:t>
@@ -700,7 +700,7 @@
           <w:bCs/>
           <w:b/>
         </w:rPr>
-        <w:t xml:space="preserve">utilisation</w:t>
+        <w:t xml:space="preserve">breakdown</w:t>
       </w:r>
       <w:r>
         <w:t xml:space="preserve"> </w:t>
@@ -716,7 +716,7 @@
           <w:bCs/>
           <w:b/>
         </w:rPr>
-        <w:t xml:space="preserve">topology</w:t>
+        <w:t xml:space="preserve">maintenance</w:t>
       </w:r>
       <w:r>
         <w:t xml:space="preserve"> </w:t>
@@ -748,7 +748,7 @@
           <w:bCs/>
           <w:b/>
         </w:rPr>
-        <w:t xml:space="preserve">headroom</w:t>
+        <w:t xml:space="preserve">layout</w:t>
       </w:r>
       <w:r>
         <w:t xml:space="preserve"> </w:t>
@@ -764,7 +764,7 @@
           <w:bCs/>
           <w:b/>
         </w:rPr>
-        <w:t xml:space="preserve">cadence</w:t>
+        <w:t xml:space="preserve">shortage</w:t>
       </w:r>
       <w:r>
         <w:t xml:space="preserve"> </w:t>
@@ -780,17 +780,17 @@
           <w:bCs/>
           <w:b/>
         </w:rPr>
-        <w:t xml:space="preserve">provisioning</w:t>
+        <w:t xml:space="preserve">overload</w:t>
       </w:r>
     </w:p>
     <w:bookmarkEnd w:id="31"/>
-    <w:bookmarkStart w:id="32" w:name="Xb9b31fca7650a70222ef5f764d7dd1ccd67ef53"/>
+    <w:bookmarkStart w:id="32" w:name="X8d425052f5f0274186741ad89217b2029646287"/>
     <w:p>
       <w:pPr>
         <w:pStyle w:val="Heading3"/>
       </w:pPr>
       <w:r>
-        <w:t xml:space="preserve">1B · Sort — how much goes through, where it stops, or how the whole thing is built?</w:t>
+        <w:t xml:space="preserve">1B · Sort — how much there is, where it stops, or how the whole thing is built?</w:t>
       </w:r>
     </w:p>
     <w:p>
@@ -808,21 +808,21 @@
           <w:bCs/>
           <w:b/>
         </w:rPr>
-        <w:t xml:space="preserve">Two of the twelve are the same measurement from opposite ends: one says how much</w:t>
-      </w:r>
-      <w:r>
-        <w:rPr>
-          <w:bCs/>
-          <w:b/>
-        </w:rPr>
-        <w:t xml:space="preserve"> </w:t>
-      </w:r>
-      <w:r>
-        <w:rPr>
-          <w:bCs/>
-          <w:b/>
-        </w:rPr>
-        <w:t xml:space="preserve">is being used and the other how much is left.</w:t>
+        <w:t xml:space="preserve">Two of the twelve are the same event from opposite ends: one is what the system</w:t>
+      </w:r>
+      <w:r>
+        <w:rPr>
+          <w:bCs/>
+          <w:b/>
+        </w:rPr>
+        <w:t xml:space="preserve"> </w:t>
+      </w:r>
+      <w:r>
+        <w:rPr>
+          <w:bCs/>
+          <w:b/>
+        </w:rPr>
+        <w:t xml:space="preserve">does and the other is what you wait for.</w:t>
       </w:r>
     </w:p>
     <w:p>
@@ -830,13 +830,13 @@
         <w:pStyle w:val="BlockText"/>
       </w:pPr>
       <w:r>
-        <w:t xml:space="preserve">throughput · bottleneck · resilience · capacity · latency · interoperability · utilisation ·</w:t>
-      </w:r>
-      <w:r>
-        <w:t xml:space="preserve"> </w:t>
-      </w:r>
-      <w:r>
-        <w:t xml:space="preserve">headroom · topology · inventory · cadence · provisioning</w:t>
+        <w:t xml:space="preserve">backlog · bottleneck · resilience · capacity · delay · demand · breakdown ·</w:t>
+      </w:r>
+      <w:r>
+        <w:t xml:space="preserve"> </w:t>
+      </w:r>
+      <w:r>
+        <w:t xml:space="preserve">layout · maintenance · inventory · shortage · overload</w:t>
       </w:r>
     </w:p>
     <w:bookmarkEnd w:id="32"/>
@@ -1159,7 +1159,7 @@
         <w:pStyle w:val="Compact"/>
       </w:pPr>
       <w:r>
-        <w:t xml:space="preserve">______ ______ ______ takes two cranes out for six weeks every second year.</w:t>
+        <w:t xml:space="preserve">______ ______ ______ takes two gates out for six weeks every second year.</w:t>
       </w:r>
     </w:p>
     <w:p>
@@ -1171,7 +1171,7 @@
         <w:pStyle w:val="Compact"/>
       </w:pPr>
       <w:r>
-        <w:t xml:space="preserve">The clause specifies the latency ______ ______ ______ , from console to crane and back.</w:t>
+        <w:t xml:space="preserve">The clause specifies the handover ______ ______ ______ , from outgoing shift to incoming.</w:t>
       </w:r>
     </w:p>
     <w:p>
@@ -1789,7 +1789,7 @@
           <w:iCs/>
           <w:i/>
         </w:rPr>
-        <w:t xml:space="preserve">the automated gantry crane handover latency requirements for berth 4</w:t>
+        <w:t xml:space="preserve">the night shift supervisor handover delay requirements at gate 4</w:t>
       </w:r>
     </w:p>
     <w:p>
@@ -1805,7 +1805,7 @@
           <w:iCs/>
           <w:i/>
         </w:rPr>
-        <w:t xml:space="preserve">the latency requirements for handover of the automated gantry cranes at berth 4</w:t>
+        <w:t xml:space="preserve">the delay requirements for handover by the night shift supervisors at gate 4</w:t>
       </w:r>
     </w:p>
     <w:p>
@@ -1821,7 +1821,7 @@
           <w:iCs/>
           <w:i/>
         </w:rPr>
-        <w:t xml:space="preserve">the requirements for handover latency on automated gantry cranes at berth 4</w:t>
+        <w:t xml:space="preserve">the requirements for handover delay by night shift supervisors at gate 4</w:t>
       </w:r>
     </w:p>
     <w:p>
@@ -1837,7 +1837,7 @@
           <w:iCs/>
           <w:i/>
         </w:rPr>
-        <w:t xml:space="preserve">at berth 4, handover latency on automated gantry cranes shall not exceed 400 ms</w:t>
+        <w:t xml:space="preserve">at gate 4, handover by the night shift supervisor shall not exceed twenty minutes</w:t>
       </w:r>
     </w:p>
     <w:p>
@@ -2089,7 +2089,7 @@
           <wp:inline>
             <wp:extent cx="5334000" cy="1866900"/>
             <wp:effectExtent b="0" l="0" r="0" t="0"/>
-            <wp:docPr descr="A fourteen-word noun phrase drawn as chunks with brackets marking the pre-modifiers, the head noun and the post-modifier." title="" id="47" name="Picture"/>
+            <wp:docPr descr="A long noun phrase drawn as chunks with brackets marking the pre-modifiers, the head noun and the post-modifier." title="" id="47" name="Picture"/>
             <a:graphic>
               <a:graphicData uri="http://schemas.openxmlformats.org/drawingml/2006/picture">
                 <pic:pic>
@@ -2276,7 +2276,7 @@
                 <w:iCs/>
                 <w:i/>
               </w:rPr>
-              <w:t xml:space="preserve">…latency</w:t>
+              <w:t xml:space="preserve">…delay</w:t>
             </w:r>
             <w:r>
               <w:rPr>
@@ -2306,7 +2306,7 @@
                 <w:iCs/>
                 <w:i/>
               </w:rPr>
-              <w:t xml:space="preserve">for berth 4</w:t>
+              <w:t xml:space="preserve">at gate 4</w:t>
             </w:r>
           </w:p>
         </w:tc>
@@ -2352,7 +2352,7 @@
                 <w:iCs/>
                 <w:i/>
               </w:rPr>
-              <w:t xml:space="preserve">automated gantry crane handover latency</w:t>
+              <w:t xml:space="preserve">night shift supervisor handover delay</w:t>
             </w:r>
           </w:p>
         </w:tc>
@@ -2398,7 +2398,7 @@
                 <w:iCs/>
                 <w:i/>
               </w:rPr>
-              <w:t xml:space="preserve">…for berth 4, which is rail-served</w:t>
+              <w:t xml:space="preserve">…at gate 4, which runs all night</w:t>
             </w:r>
           </w:p>
         </w:tc>
@@ -2444,7 +2444,7 @@
                 <w:iCs/>
                 <w:i/>
               </w:rPr>
-              <w:t xml:space="preserve">requirements ← latency ← handover ← crane</w:t>
+              <w:t xml:space="preserve">requirements ← delay ← handover ← supervisor</w:t>
             </w:r>
           </w:p>
         </w:tc>
@@ -2490,13 +2490,13 @@
                 <w:iCs/>
                 <w:i/>
               </w:rPr>
-              <w:t xml:space="preserve">automated</w:t>
+              <w:t xml:space="preserve">supervisor</w:t>
             </w:r>
             <w:r>
               <w:t xml:space="preserve"> </w:t>
             </w:r>
             <w:r>
-              <w:t xml:space="preserve">— the crane, or the handover?</w:t>
+              <w:t xml:space="preserve">— the handover, or the delay?</w:t>
             </w:r>
           </w:p>
         </w:tc>
@@ -2542,7 +2542,7 @@
                 <w:iCs/>
                 <w:i/>
               </w:rPr>
-              <w:t xml:space="preserve">handover latency shall not exceed 400 ms</w:t>
+              <w:t xml:space="preserve">handover shall not exceed twenty minutes</w:t>
             </w:r>
           </w:p>
         </w:tc>
@@ -2567,7 +2567,7 @@
           <w:iCs/>
           <w:i/>
         </w:rPr>
-        <w:t xml:space="preserve">The automation of the cranes was</w:t>
+        <w:t xml:space="preserve">The automation of the gates was</w:t>
       </w:r>
       <w:r>
         <w:rPr>
@@ -2597,7 +2597,7 @@
           <w:iCs/>
           <w:i/>
         </w:rPr>
-        <w:t xml:space="preserve">crane automation deployment</w:t>
+        <w:t xml:space="preserve">gate automation deployment</w:t>
       </w:r>
       <w:r>
         <w:t xml:space="preserve">, and three words have replaced nine. The density</w:t>
@@ -2867,13 +2867,13 @@
         <w:pStyle w:val="BlockText"/>
       </w:pPr>
       <w:r>
-        <w:t xml:space="preserve">They deploy automation on the cranes. → (1) ______</w:t>
-      </w:r>
-      <w:r>
-        <w:t xml:space="preserve"> </w:t>
-      </w:r>
-      <w:r>
-        <w:t xml:space="preserve">The system schedules the allocation of berths. → (2) ______</w:t>
+        <w:t xml:space="preserve">They deploy automation at the gates. → (1) ______</w:t>
+      </w:r>
+      <w:r>
+        <w:t xml:space="preserve"> </w:t>
+      </w:r>
+      <w:r>
+        <w:t xml:space="preserve">The system schedules the allocation of shifts. → (2) ______</w:t>
       </w:r>
       <w:r>
         <w:t xml:space="preserve"> </w:t>
@@ -2921,7 +2921,7 @@
         <w:pStyle w:val="Compact"/>
       </w:pPr>
       <w:r>
-        <w:t xml:space="preserve">crane automation deployment delays</w:t>
+        <w:t xml:space="preserve">gate automation deployment delays</w:t>
       </w:r>
     </w:p>
     <w:p>
@@ -2957,7 +2957,7 @@
         <w:pStyle w:val="Compact"/>
       </w:pPr>
       <w:r>
-        <w:t xml:space="preserve">berth allocation scheduling cadence</w:t>
+        <w:t xml:space="preserve">shift allocation scheduling problems</w:t>
       </w:r>
     </w:p>
     <w:p>
@@ -2969,7 +2969,7 @@
         <w:pStyle w:val="Compact"/>
       </w:pPr>
       <w:r>
-        <w:t xml:space="preserve">inland waterway network provisioning headroom</w:t>
+        <w:t xml:space="preserve">staff training programme delivery targets</w:t>
       </w:r>
     </w:p>
     <w:bookmarkEnd w:id="52"/>
@@ -3051,7 +3051,7 @@
           <w:iCs/>
           <w:i/>
         </w:rPr>
-        <w:t xml:space="preserve">the automated of the gantry crane handover latency</w:t>
+        <w:t xml:space="preserve">the night of the shift supervisor handover delay</w:t>
       </w:r>
       <w:r>
         <w:t xml:space="preserve"> </w:t>
@@ -3067,7 +3067,7 @@
           <w:iCs/>
           <w:i/>
         </w:rPr>
-        <w:t xml:space="preserve">the handover latency requirements which for berth 4</w:t>
+        <w:t xml:space="preserve">the handover delay requirements which at gate 4</w:t>
       </w:r>
       <w:r>
         <w:t xml:space="preserve"> </w:t>
@@ -3083,7 +3083,7 @@
           <w:iCs/>
           <w:i/>
         </w:rPr>
-        <w:t xml:space="preserve">the berth 4 for handover latency requirements</w:t>
+        <w:t xml:space="preserve">the gate 4 at handover delay requirements</w:t>
       </w:r>
     </w:p>
     <w:p>
@@ -3113,7 +3113,7 @@
         <w:pStyle w:val="Compact"/>
       </w:pPr>
       <w:r>
-        <w:t xml:space="preserve">They deploy automation on the cranes. → ______</w:t>
+        <w:t xml:space="preserve">They deploy automation at the gates. → ______</w:t>
       </w:r>
       <w:r>
         <w:t xml:space="preserve"> </w:t>
@@ -3135,7 +3135,7 @@
         <w:pStyle w:val="Compact"/>
       </w:pPr>
       <w:r>
-        <w:t xml:space="preserve">The system schedules berth allocation. → ______</w:t>
+        <w:t xml:space="preserve">The system schedules shift allocation. → ______</w:t>
       </w:r>
       <w:r>
         <w:t xml:space="preserve"> </w:t>
@@ -3211,7 +3211,7 @@
           <w:iCs/>
           <w:i/>
         </w:rPr>
-        <w:t xml:space="preserve">automated gantry crane handover latency requirements</w:t>
+        <w:t xml:space="preserve">night shift supervisor handover delay requirements</w:t>
       </w:r>
       <w:r>
         <w:t xml:space="preserve">, name the head.</w:t>
@@ -3236,7 +3236,7 @@
           <w:iCs/>
           <w:i/>
         </w:rPr>
-        <w:t xml:space="preserve">the berth 4 for handover latency requirements</w:t>
+        <w:t xml:space="preserve">the gate 4 at handover delay requirements</w:t>
       </w:r>
       <w:r>
         <w:t xml:space="preserve"> </w:t>
@@ -3264,7 +3264,7 @@
           <w:iCs/>
           <w:i/>
         </w:rPr>
-        <w:t xml:space="preserve">crane automation deployment delays</w:t>
+        <w:t xml:space="preserve">gate automation deployment delays</w:t>
       </w:r>
       <w:r>
         <w:t xml:space="preserve"> </w:t>
@@ -3505,7 +3505,7 @@
                 <w:iCs/>
                 <w:i/>
               </w:rPr>
-              <w:t xml:space="preserve">container handling · terminal operating · customs clearance · cold-chain</w:t>
+              <w:t xml:space="preserve">customer service · staff training · food safety · waste collection</w:t>
             </w:r>
           </w:p>
         </w:tc>
@@ -3628,7 +3628,7 @@
         <w:t xml:space="preserve"> </w:t>
       </w:r>
       <w:r>
-        <w:t xml:space="preserve">Learner A has clause 7.4.2. Learner B has the drawing of berth 4.</w:t>
+        <w:t xml:space="preserve">Learner A has clause 7.4.2. Learner B has the gate 4 shift roster.</w:t>
       </w:r>
       <w:r>
         <w:t xml:space="preserve"> </w:t>
@@ -3854,19 +3854,19 @@
         <w:pStyle w:val="BodyText"/>
       </w:pPr>
       <w:r>
-        <w:t xml:space="preserve">The tender for the berth 4 automation package runs to three hundred and forty pages. Clause 7.4.2</w:t>
-      </w:r>
-      <w:r>
-        <w:t xml:space="preserve"> </w:t>
-      </w:r>
-      <w:r>
-        <w:t xml:space="preserve">specifies, in a single noun phrase of fourteen words, the handover latency between the remote</w:t>
-      </w:r>
-      <w:r>
-        <w:t xml:space="preserve"> </w:t>
-      </w:r>
-      <w:r>
-        <w:t xml:space="preserve">console and the crane.</w:t>
+        <w:t xml:space="preserve">The tender for the gate 4 night-shift package runs to three hundred and forty pages. Clause 7.4.2</w:t>
+      </w:r>
+      <w:r>
+        <w:t xml:space="preserve"> </w:t>
+      </w:r>
+      <w:r>
+        <w:t xml:space="preserve">specifies, in a single noun phrase of fourteen words, the maximum handover delay between</w:t>
+      </w:r>
+      <w:r>
+        <w:t xml:space="preserve"> </w:t>
+      </w:r>
+      <w:r>
+        <w:t xml:space="preserve">the outgoing and the incoming night supervisor.</w:t>
       </w:r>
     </w:p>
     <w:p>
@@ -3888,7 +3888,7 @@
         <w:pStyle w:val="BodyText"/>
       </w:pPr>
       <w:r>
-        <w:t xml:space="preserve">Supplier A read the phrase as a requirement about the cranes, and priced new control hardware.</w:t>
+        <w:t xml:space="preserve">Supplier A read the phrase as a requirement about supervisors, and priced extra night cover.</w:t>
       </w:r>
       <w:r>
         <w:t xml:space="preserve"> </w:t>
@@ -3910,7 +3910,7 @@
           <w:iCs/>
           <w:i/>
         </w:rPr>
-        <w:t xml:space="preserve">automated</w:t>
+        <w:t xml:space="preserve">supervisor</w:t>
       </w:r>
       <w:r>
         <w:t xml:space="preserve"> </w:t>
@@ -3926,23 +3926,23 @@
           <w:iCs/>
           <w:i/>
         </w:rPr>
+        <w:t xml:space="preserve">delay</w:t>
+      </w:r>
+      <w:r>
+        <w:t xml:space="preserve"> </w:t>
+      </w:r>
+      <w:r>
+        <w:t xml:space="preserve">rather than</w:t>
+      </w:r>
+      <w:r>
+        <w:t xml:space="preserve"> </w:t>
+      </w:r>
+      <w:r>
+        <w:rPr>
+          <w:iCs/>
+          <w:i/>
+        </w:rPr>
         <w:t xml:space="preserve">handover</w:t>
-      </w:r>
-      <w:r>
-        <w:t xml:space="preserve"> </w:t>
-      </w:r>
-      <w:r>
-        <w:t xml:space="preserve">rather than</w:t>
-      </w:r>
-      <w:r>
-        <w:t xml:space="preserve"> </w:t>
-      </w:r>
-      <w:r>
-        <w:rPr>
-          <w:iCs/>
-          <w:i/>
-        </w:rPr>
-        <w:t xml:space="preserve">crane</w:t>
       </w:r>
       <w:r>
         <w:t xml:space="preserve">, and priced neither, on the grounds</w:t>
@@ -4341,7 +4341,7 @@
           <w:iCs/>
           <w:i/>
         </w:rPr>
-        <w:t xml:space="preserve">automated gantry crane handover latency requirements for berth 4</w:t>
+        <w:t xml:space="preserve">night shift supervisor handover delay requirements at gate 4</w:t>
       </w:r>
       <w:r>
         <w:t xml:space="preserve">.</w:t>
@@ -4350,17 +4350,17 @@
         <w:t xml:space="preserve"> </w:t>
       </w:r>
       <w:r>
-        <w:t xml:space="preserve">The drawing says</w:t>
-      </w:r>
-      <w:r>
-        <w:t xml:space="preserve"> </w:t>
-      </w:r>
-      <w:r>
-        <w:rPr>
-          <w:iCs/>
-          <w:i/>
-        </w:rPr>
-        <w:t xml:space="preserve">console to crane, 400 ms, berth 4 only</w:t>
+        <w:t xml:space="preserve">The roster says</w:t>
+      </w:r>
+      <w:r>
+        <w:t xml:space="preserve"> </w:t>
+      </w:r>
+      <w:r>
+        <w:rPr>
+          <w:iCs/>
+          <w:i/>
+        </w:rPr>
+        <w:t xml:space="preserve">outgoing to incoming, twenty minutes, gate 4 only</w:t>
       </w:r>
       <w:r>
         <w:t xml:space="preserve">.</w:t>
@@ -4466,7 +4466,7 @@
         <w:pStyle w:val="BlockText"/>
       </w:pPr>
       <w:r>
-        <w:t xml:space="preserve">container · handling · deployment · terminal · scheduling · integration · automation ·</w:t>
+        <w:t xml:space="preserve">service · handling · deployment · network · scheduling · integration · automation ·</w:t>
       </w:r>
       <w:r>
         <w:t xml:space="preserve"> </w:t>
@@ -4494,17 +4494,17 @@
         <w:pStyle w:val="Compact"/>
       </w:pPr>
       <w:r>
-        <w:t xml:space="preserve">Rotterdam is Europe's largest ______ ______ ______ .</w:t>
-      </w:r>
-      <w:r>
-        <w:t xml:space="preserve"> </w:t>
-      </w:r>
-      <w:r>
-        <w:rPr>
-          <w:iCs/>
-          <w:i/>
-        </w:rPr>
-        <w:t xml:space="preserve">(three words)</w:t>
+        <w:t xml:space="preserve">Complaints are answered by ______ ______ ______ ______ .</w:t>
+      </w:r>
+      <w:r>
+        <w:t xml:space="preserve"> </w:t>
+      </w:r>
+      <w:r>
+        <w:rPr>
+          <w:iCs/>
+          <w:i/>
+        </w:rPr>
+        <w:t xml:space="preserve">(four words)</w:t>
       </w:r>
     </w:p>
     <w:p>
@@ -4516,7 +4516,7 @@
         <w:pStyle w:val="Compact"/>
       </w:pPr>
       <w:r>
-        <w:t xml:space="preserve">Berth 4 will be served by ______ ______ ______ ______ .</w:t>
+        <w:t xml:space="preserve">The gates are reached over ______ ______ ______ ______ .</w:t>
       </w:r>
       <w:r>
         <w:t xml:space="preserve"> </w:t>
@@ -4538,7 +4538,7 @@
         <w:pStyle w:val="Compact"/>
       </w:pPr>
       <w:r>
-        <w:t xml:space="preserve">Barges reach the hinterland over ______ ______ ______ ______ .</w:t>
+        <w:t xml:space="preserve">Every new supervisor completes ______ ______ ______ ______ .</w:t>
       </w:r>
       <w:r>
         <w:t xml:space="preserve"> </w:t>
@@ -4560,7 +4560,7 @@
         <w:pStyle w:val="Compact"/>
       </w:pPr>
       <w:r>
-        <w:t xml:space="preserve">Every movement is booked through ______ ______ ______ ______ .</w:t>
+        <w:t xml:space="preserve">The canteen passed ______ ______ ______ ______ last March.</w:t>
       </w:r>
       <w:r>
         <w:t xml:space="preserve"> </w:t>
@@ -4582,17 +4582,17 @@
         <w:pStyle w:val="Compact"/>
       </w:pPr>
       <w:r>
-        <w:t xml:space="preserve">Only two of the four berths have ______ ______ .</w:t>
-      </w:r>
-      <w:r>
-        <w:t xml:space="preserve"> </w:t>
-      </w:r>
-      <w:r>
-        <w:rPr>
-          <w:iCs/>
-          <w:i/>
-        </w:rPr>
-        <w:t xml:space="preserve">(two words)</w:t>
+        <w:t xml:space="preserve">Each gate must display ______ ______ ______ ______ .</w:t>
+      </w:r>
+      <w:r>
+        <w:t xml:space="preserve"> </w:t>
+      </w:r>
+      <w:r>
+        <w:rPr>
+          <w:iCs/>
+          <w:i/>
+        </w:rPr>
+        <w:t xml:space="preserve">(four words)</w:t>
       </w:r>
     </w:p>
     <w:p>
@@ -4604,17 +4604,17 @@
         <w:pStyle w:val="Compact"/>
       </w:pPr>
       <w:r>
-        <w:t xml:space="preserve">The eastern quay was built for ______ ______ ______ .</w:t>
-      </w:r>
-      <w:r>
-        <w:t xml:space="preserve"> </w:t>
-      </w:r>
-      <w:r>
-        <w:rPr>
-          <w:iCs/>
-          <w:i/>
-        </w:rPr>
-        <w:t xml:space="preserve">(three words)</w:t>
+        <w:t xml:space="preserve">Staff records are held under ______ ______ ______ ______ .</w:t>
+      </w:r>
+      <w:r>
+        <w:t xml:space="preserve"> </w:t>
+      </w:r>
+      <w:r>
+        <w:rPr>
+          <w:iCs/>
+          <w:i/>
+        </w:rPr>
+        <w:t xml:space="preserve">(four words)</w:t>
       </w:r>
     </w:p>
     <w:p>
@@ -4626,7 +4626,7 @@
         <w:pStyle w:val="Compact"/>
       </w:pPr>
       <w:r>
-        <w:t xml:space="preserve">Eleven of the two hundred claims concern ______ ______ ______ ______ .</w:t>
+        <w:t xml:space="preserve">The upper yard is served by ______ ______ ______ ______ .</w:t>
       </w:r>
       <w:r>
         <w:t xml:space="preserve"> </w:t>
@@ -4648,17 +4648,17 @@
         <w:pStyle w:val="Compact"/>
       </w:pPr>
       <w:r>
-        <w:t xml:space="preserve">Reefer boxes are audited for ______ ______ .</w:t>
-      </w:r>
-      <w:r>
-        <w:t xml:space="preserve"> </w:t>
-      </w:r>
-      <w:r>
-        <w:rPr>
-          <w:iCs/>
-          <w:i/>
-        </w:rPr>
-        <w:t xml:space="preserve">(two words)</w:t>
+        <w:t xml:space="preserve">Bins are emptied by ______ ______ ______ ______ .</w:t>
+      </w:r>
+      <w:r>
+        <w:t xml:space="preserve"> </w:t>
+      </w:r>
+      <w:r>
+        <w:rPr>
+          <w:iCs/>
+          <w:i/>
+        </w:rPr>
+        <w:t xml:space="preserve">(four words)</w:t>
       </w:r>
     </w:p>
     <w:bookmarkEnd w:id="78"/>
@@ -4680,7 +4680,7 @@
           <w:iCs/>
           <w:i/>
         </w:rPr>
-        <w:t xml:space="preserve">a container handling terminal</w:t>
+        <w:t xml:space="preserve">a customer service department</w:t>
       </w:r>
       <w:r>
         <w:t xml:space="preserve"> </w:t>
@@ -4696,7 +4696,7 @@
           <w:iCs/>
           <w:i/>
         </w:rPr>
-        <w:t xml:space="preserve">a terminal operating system</w:t>
+        <w:t xml:space="preserve">a food safety inspection</w:t>
       </w:r>
       <w:r>
         <w:t xml:space="preserve"> </w:t>
@@ -4712,7 +4712,7 @@
           <w:iCs/>
           <w:i/>
         </w:rPr>
-        <w:t xml:space="preserve">a customs clearance delay</w:t>
+        <w:t xml:space="preserve">a water supply system</w:t>
       </w:r>
     </w:p>
     <w:p>
@@ -4724,21 +4724,21 @@
           <w:bCs/>
           <w:b/>
         </w:rPr>
-        <w:t xml:space="preserve">Say which one names a place, which one names software, and which one names an event — and in</w:t>
-      </w:r>
-      <w:r>
-        <w:rPr>
-          <w:bCs/>
-          <w:b/>
-        </w:rPr>
-        <w:t xml:space="preserve"> </w:t>
-      </w:r>
-      <w:r>
-        <w:rPr>
-          <w:bCs/>
-          <w:b/>
-        </w:rPr>
-        <w:t xml:space="preserve">each case find the head.</w:t>
+        <w:t xml:space="preserve">Say which one names a group of people, which one names an event, and which one names a thing —</w:t>
+      </w:r>
+      <w:r>
+        <w:rPr>
+          <w:bCs/>
+          <w:b/>
+        </w:rPr>
+        <w:t xml:space="preserve"> </w:t>
+      </w:r>
+      <w:r>
+        <w:rPr>
+          <w:bCs/>
+          <w:b/>
+        </w:rPr>
+        <w:t xml:space="preserve">and in each case find the head.</w:t>
       </w:r>
     </w:p>
     <w:bookmarkEnd w:id="79"/>
@@ -4914,7 +4914,7 @@
         <w:pStyle w:val="Compact"/>
       </w:pPr>
       <w:r>
-        <w:t xml:space="preserve">They deploy automation on the cranes.</w:t>
+        <w:t xml:space="preserve">They deploy automation at the gates.</w:t>
       </w:r>
       <w:r>
         <w:t xml:space="preserve"> </w:t>
@@ -4936,7 +4936,7 @@
         <w:pStyle w:val="Compact"/>
       </w:pPr>
       <w:r>
-        <w:t xml:space="preserve">crane automation deployment delays</w:t>
+        <w:t xml:space="preserve">gate automation deployment delays</w:t>
       </w:r>
       <w:r>
         <w:t xml:space="preserve"> </w:t>
@@ -4958,7 +4958,7 @@
         <w:pStyle w:val="Compact"/>
       </w:pPr>
       <w:r>
-        <w:t xml:space="preserve">The system schedules the allocation of berths.</w:t>
+        <w:t xml:space="preserve">The system schedules the allocation of shifts.</w:t>
       </w:r>
       <w:r>
         <w:t xml:space="preserve"> </w:t>
@@ -5199,7 +5199,7 @@
           <w:iCs/>
           <w:i/>
         </w:rPr>
-        <w:t xml:space="preserve">the automated gantry crane handover latency REQUIREMENTS</w:t>
+        <w:t xml:space="preserve">the night shift supervisor handover delay REQUIREMENTS</w:t>
       </w:r>
       <w:r>
         <w:t xml:space="preserve"> </w:t>
@@ -5215,7 +5215,7 @@
           <w:iCs/>
           <w:i/>
         </w:rPr>
-        <w:t xml:space="preserve">the requirements | for handover latency | on automated cranes</w:t>
+        <w:t xml:space="preserve">the requirements | for handover delay | on night shifts</w:t>
       </w:r>
       <w:r>
         <w:t xml:space="preserve"> </w:t>
@@ -5231,7 +5231,7 @@
           <w:iCs/>
           <w:i/>
         </w:rPr>
-        <w:t xml:space="preserve">handover latency | shall not exceed | four hundred milliseconds</w:t>
+        <w:t xml:space="preserve">the handover | shall not exceed | twenty minutes</w:t>
       </w:r>
       <w:r>
         <w:t xml:space="preserve"> </w:t>
@@ -5267,13 +5267,13 @@
           <w:iCs/>
           <w:i/>
         </w:rPr>
-        <w:t xml:space="preserve">the automated gantry crane handover latency requirements</w:t>
-      </w:r>
-      <w:r>
-        <w:t xml:space="preserve"> </w:t>
-      </w:r>
-      <w:r>
-        <w:t xml:space="preserve">— eight words, one breath, one fall,</w:t>
+        <w:t xml:space="preserve">the night shift supervisor handover delay requirements</w:t>
+      </w:r>
+      <w:r>
+        <w:t xml:space="preserve"> </w:t>
+      </w:r>
+      <w:r>
+        <w:t xml:space="preserve">— seven words, one breath, one fall,</w:t>
       </w:r>
       <w:r>
         <w:t xml:space="preserve"> </w:t>
@@ -5309,7 +5309,7 @@
           <w:iCs/>
           <w:i/>
         </w:rPr>
-        <w:t xml:space="preserve">automated | gantry crane handover</w:t>
+        <w:t xml:space="preserve">night shift | supervisor handover</w:t>
       </w:r>
       <w:r>
         <w:t xml:space="preserve"> </w:t>
@@ -5325,7 +5325,7 @@
           <w:iCs/>
           <w:i/>
         </w:rPr>
-        <w:t xml:space="preserve">automated</w:t>
+        <w:t xml:space="preserve">night shift</w:t>
       </w:r>
       <w:r>
         <w:t xml:space="preserve"> </w:t>
@@ -5341,13 +5341,13 @@
           <w:iCs/>
           <w:i/>
         </w:rPr>
-        <w:t xml:space="preserve">automated gantry crane | handover</w:t>
-      </w:r>
-      <w:r>
-        <w:t xml:space="preserve"> </w:t>
-      </w:r>
-      <w:r>
-        <w:t xml:space="preserve">— and now it modifies the crane only</w:t>
+        <w:t xml:space="preserve">night shift supervisor | handover</w:t>
+      </w:r>
+      <w:r>
+        <w:t xml:space="preserve"> </w:t>
+      </w:r>
+      <w:r>
+        <w:t xml:space="preserve">— and now it modifies the supervisor only</w:t>
       </w:r>
     </w:p>
     <w:p>
@@ -5474,13 +5474,13 @@
         <w:pStyle w:val="BlockText"/>
       </w:pPr>
       <w:r>
-        <w:t xml:space="preserve">At berth 4, handover latency between the remote console and the crane shall not exceed four</w:t>
-      </w:r>
-      <w:r>
-        <w:t xml:space="preserve"> </w:t>
-      </w:r>
-      <w:r>
-        <w:t xml:space="preserve">hundred milliseconds.</w:t>
+        <w:t xml:space="preserve">At gate 4, handover between the outgoing and the incoming supervisor shall not exceed twenty</w:t>
+      </w:r>
+      <w:r>
+        <w:t xml:space="preserve"> </w:t>
+      </w:r>
+      <w:r>
+        <w:t xml:space="preserve">minutes.</w:t>
       </w:r>
       <w:r>
         <w:t xml:space="preserve"> </w:t>
@@ -5497,7 +5497,7 @@
         <w:pStyle w:val="BlockText"/>
       </w:pPr>
       <w:r>
-        <w:t xml:space="preserve">This applies to all four automated rail-mounted gantry cranes, and to no other equipment.</w:t>
+        <w:t xml:space="preserve">This applies to all four night shift supervisor posts, and to no other staff.</w:t>
       </w:r>
       <w:r>
         <w:t xml:space="preserve"> </w:t>
@@ -5514,7 +5514,7 @@
         <w:pStyle w:val="BlockText"/>
       </w:pPr>
       <w:r>
-        <w:t xml:space="preserve">Measurement shall be end to end, from the operator's input to confirmed crane response, in</w:t>
+        <w:t xml:space="preserve">Measurement shall be end to end, from the outgoing supervisor's first word to confirmed handover, in</w:t>
       </w:r>
       <w:r>
         <w:t xml:space="preserve"> </w:t>
@@ -5642,7 +5642,7 @@
         <w:pStyle w:val="BlockText"/>
       </w:pPr>
       <w:r>
-        <w:t xml:space="preserve">Automated rail-mounted gantry crane remote operation handover latency performance requirements for berth 4 container handling terminal operations shall be in accordance with applicable system integration provisioning standards.</w:t>
+        <w:t xml:space="preserve">Night shift supervisor handover delay performance monitoring requirements for gate 4 staff scheduling allocation purposes shall be in accordance with applicable service integration deployment standards.</w:t>
       </w:r>
     </w:p>
     <w:p>
@@ -6376,7 +6376,7 @@
           <w:iCs/>
           <w:i/>
         </w:rPr>
-        <w:t xml:space="preserve">Does "automated" apply to the crane or to the handover?</w:t>
+        <w:t xml:space="preserve">Does "supervisor" apply to the handover or to the delay?</w:t>
       </w:r>
       <w:r>
         <w:t xml:space="preserve"> </w:t>
@@ -6991,7 +6991,7 @@
         <w:pStyle w:val="Compact"/>
       </w:pPr>
       <w:r>
-        <w:t xml:space="preserve">They deploy automation on the cranes. → ______</w:t>
+        <w:t xml:space="preserve">They deploy automation at the gates. → ______</w:t>
       </w:r>
       <w:r>
         <w:t xml:space="preserve"> </w:t>
@@ -7013,7 +7013,7 @@
         <w:pStyle w:val="Compact"/>
       </w:pPr>
       <w:r>
-        <w:t xml:space="preserve">The system schedules berth allocation. → ______</w:t>
+        <w:t xml:space="preserve">The system schedules shift allocation. → ______</w:t>
       </w:r>
       <w:r>
         <w:t xml:space="preserve"> </w:t>
@@ -7123,7 +7123,7 @@
         <w:pStyle w:val="Compact"/>
       </w:pPr>
       <w:r>
-        <w:t xml:space="preserve">Only two berths have ______ ______ .</w:t>
+        <w:t xml:space="preserve">Only two gates have ______ ______ .</w:t>
       </w:r>
       <w:r>
         <w:t xml:space="preserve"> </w:t>
@@ -7255,7 +7255,7 @@
         <w:pStyle w:val="Compact"/>
       </w:pPr>
       <w:r>
-        <w:t xml:space="preserve">The queue will ______ ______ if one crane stops.</w:t>
+        <w:t xml:space="preserve">The queue will ______ ______ if one gate stops.</w:t>
       </w:r>
       <w:r>
         <w:t xml:space="preserve"> </w:t>
@@ -7509,13 +7509,13 @@
           <w:bCs/>
           <w:b/>
         </w:rPr>
-        <w:t xml:space="preserve">HOW MUCH GOES THROUGH</w:t>
-      </w:r>
-      <w:r>
-        <w:t xml:space="preserve"> </w:t>
-      </w:r>
-      <w:r>
-        <w:t xml:space="preserve">· throughput · capacity · utilisation · inventory</w:t>
+        <w:t xml:space="preserve">HOW MUCH THERE IS</w:t>
+      </w:r>
+      <w:r>
+        <w:t xml:space="preserve"> </w:t>
+      </w:r>
+      <w:r>
+        <w:t xml:space="preserve">· capacity · demand · inventory · shortage</w:t>
       </w:r>
       <w:r>
         <w:t xml:space="preserve"> </w:t>
@@ -7531,23 +7531,23 @@
         <w:t xml:space="preserve"> </w:t>
       </w:r>
       <w:r>
-        <w:t xml:space="preserve">· bottleneck · latency · headroom</w:t>
-      </w:r>
-      <w:r>
-        <w:t xml:space="preserve"> </w:t>
-      </w:r>
-      <w:r>
-        <w:rPr>
-          <w:bCs/>
-          <w:b/>
-        </w:rPr>
-        <w:t xml:space="preserve">HOW IT IS BUILT</w:t>
-      </w:r>
-      <w:r>
-        <w:t xml:space="preserve"> </w:t>
-      </w:r>
-      <w:r>
-        <w:t xml:space="preserve">· resilience · interoperability · topology · cadence · provisioning</w:t>
+        <w:t xml:space="preserve">· bottleneck · delay · backlog · overload</w:t>
+      </w:r>
+      <w:r>
+        <w:t xml:space="preserve"> </w:t>
+      </w:r>
+      <w:r>
+        <w:rPr>
+          <w:bCs/>
+          <w:b/>
+        </w:rPr>
+        <w:t xml:space="preserve">HOW IT IS BUILT AND KEPT UP</w:t>
+      </w:r>
+      <w:r>
+        <w:t xml:space="preserve"> </w:t>
+      </w:r>
+      <w:r>
+        <w:t xml:space="preserve">· resilience · layout · maintenance · breakdown</w:t>
       </w:r>
       <w:r>
         <w:t xml:space="preserve"> </w:t>
@@ -7627,7 +7627,7 @@
         <w:t xml:space="preserve"> </w:t>
       </w:r>
       <w:r>
-        <w:t xml:space="preserve">· container · handling · terminal · automation · deployment · integration · allocation · scheduling</w:t>
+        <w:t xml:space="preserve">· service · handling · network · automation · deployment · integration · allocation · scheduling</w:t>
       </w:r>
       <w:r>
         <w:t xml:space="preserve"> </w:t>
@@ -7643,7 +7643,7 @@
         <w:t xml:space="preserve"> </w:t>
       </w:r>
       <w:r>
-        <w:t xml:space="preserve">· a container handling terminal · an automated stacking crane · the inland waterway network · a terminal operating system · rail-served capacity · deep-water access · a customs clearance delay · cold-chain integrity</w:t>
+        <w:t xml:space="preserve">· a customer service department · a city transport network · a staff training programme · a food safety inspection · an emergency response plan · a data protection policy · a water supply system · a waste collection service</w:t>
       </w:r>
       <w:r>
         <w:t xml:space="preserve"> </w:t>
